--- a/策划/设计方案/战斗系统/战斗系统设计大纲.docx
+++ b/策划/设计方案/战斗系统/战斗系统设计大纲.docx
@@ -6,12 +6,13 @@
       <w:pPr>
         <w:jc w:val="center"/>
         <w:rPr>
-          <w:rFonts w:hint="eastAsia"/>
           <w:b/>
           <w:sz w:val="36"/>
           <w:szCs w:val="36"/>
         </w:rPr>
       </w:pPr>
+      <w:bookmarkStart w:id="0" w:name="OLE_LINK3"/>
+      <w:bookmarkStart w:id="1" w:name="OLE_LINK4"/>
       <w:r>
         <w:rPr>
           <w:rFonts w:hint="eastAsia"/>
@@ -31,7 +32,6 @@
         </w:numPr>
         <w:ind w:firstLineChars="0"/>
         <w:rPr>
-          <w:rFonts w:hint="eastAsia"/>
           <w:b/>
           <w:sz w:val="24"/>
           <w:szCs w:val="24"/>
@@ -51,7 +51,6 @@
       <w:pPr>
         <w:ind w:left="420"/>
         <w:rPr>
-          <w:rFonts w:hint="eastAsia"/>
           <w:sz w:val="24"/>
           <w:szCs w:val="24"/>
         </w:rPr>
@@ -69,7 +68,6 @@
       <w:pPr>
         <w:ind w:left="420"/>
         <w:rPr>
-          <w:rFonts w:hint="eastAsia"/>
           <w:sz w:val="24"/>
           <w:szCs w:val="24"/>
         </w:rPr>
@@ -84,7 +82,6 @@
         </w:numPr>
         <w:ind w:firstLineChars="0"/>
         <w:rPr>
-          <w:rFonts w:hint="eastAsia"/>
           <w:b/>
           <w:sz w:val="24"/>
           <w:szCs w:val="24"/>
@@ -104,7 +101,6 @@
       <w:pPr>
         <w:ind w:left="420"/>
         <w:rPr>
-          <w:rFonts w:hint="eastAsia"/>
           <w:sz w:val="24"/>
           <w:szCs w:val="24"/>
         </w:rPr>
@@ -122,7 +118,6 @@
       <w:pPr>
         <w:ind w:left="420" w:firstLine="420"/>
         <w:rPr>
-          <w:rFonts w:hint="eastAsia"/>
           <w:sz w:val="24"/>
           <w:szCs w:val="24"/>
         </w:rPr>
@@ -140,7 +135,6 @@
       <w:pPr>
         <w:ind w:left="420" w:firstLine="420"/>
         <w:rPr>
-          <w:rFonts w:hint="eastAsia"/>
           <w:sz w:val="24"/>
           <w:szCs w:val="24"/>
         </w:rPr>
@@ -157,7 +151,6 @@
     <w:p>
       <w:pPr>
         <w:rPr>
-          <w:rFonts w:hint="eastAsia"/>
           <w:sz w:val="24"/>
           <w:szCs w:val="24"/>
         </w:rPr>
@@ -174,7 +167,6 @@
     <w:p>
       <w:pPr>
         <w:rPr>
-          <w:rFonts w:hint="eastAsia"/>
           <w:sz w:val="24"/>
           <w:szCs w:val="24"/>
         </w:rPr>
@@ -215,7 +207,6 @@
     <w:p>
       <w:pPr>
         <w:rPr>
-          <w:rFonts w:hint="eastAsia"/>
           <w:sz w:val="24"/>
           <w:szCs w:val="24"/>
         </w:rPr>
@@ -257,16 +248,14 @@
       <w:pPr>
         <w:ind w:left="420"/>
         <w:rPr>
-          <w:rFonts w:hint="eastAsia"/>
-          <w:sz w:val="24"/>
-          <w:szCs w:val="24"/>
-        </w:rPr>
-      </w:pPr>
-    </w:p>
-    <w:p>
-      <w:pPr>
-        <w:rPr>
-          <w:rFonts w:hint="eastAsia"/>
+          <w:sz w:val="24"/>
+          <w:szCs w:val="24"/>
+        </w:rPr>
+      </w:pPr>
+    </w:p>
+    <w:p>
+      <w:pPr>
+        <w:rPr>
           <w:sz w:val="24"/>
           <w:szCs w:val="24"/>
         </w:rPr>
@@ -281,7 +270,6 @@
         </w:numPr>
         <w:ind w:firstLineChars="0"/>
         <w:rPr>
-          <w:rFonts w:hint="eastAsia"/>
           <w:b/>
           <w:sz w:val="24"/>
           <w:szCs w:val="24"/>
@@ -301,7 +289,6 @@
       <w:pPr>
         <w:ind w:left="420"/>
         <w:rPr>
-          <w:rFonts w:hint="eastAsia"/>
           <w:sz w:val="24"/>
           <w:szCs w:val="24"/>
         </w:rPr>
@@ -320,30 +307,13 @@
           <w:sz w:val="24"/>
           <w:szCs w:val="24"/>
         </w:rPr>
-        <w:t>血量、攻击、防御、闪避</w:t>
-      </w:r>
-      <w:r>
-        <w:rPr>
-          <w:rFonts w:hint="eastAsia"/>
-          <w:sz w:val="24"/>
-          <w:szCs w:val="24"/>
-        </w:rPr>
-        <w:t>、命中</w:t>
-      </w:r>
-      <w:r>
-        <w:rPr>
-          <w:rFonts w:hint="eastAsia"/>
-          <w:sz w:val="24"/>
-          <w:szCs w:val="24"/>
-        </w:rPr>
-        <w:t>、会心</w:t>
-      </w:r>
-    </w:p>
-    <w:p>
-      <w:pPr>
-        <w:ind w:left="420"/>
-        <w:rPr>
-          <w:rFonts w:hint="eastAsia"/>
+        <w:t>血量、攻击、防御、闪避、命中、会心</w:t>
+      </w:r>
+    </w:p>
+    <w:p>
+      <w:pPr>
+        <w:ind w:left="420"/>
+        <w:rPr>
           <w:sz w:val="24"/>
           <w:szCs w:val="24"/>
         </w:rPr>
@@ -361,7 +331,6 @@
       <w:pPr>
         <w:ind w:left="420"/>
         <w:rPr>
-          <w:rFonts w:hint="eastAsia"/>
           <w:sz w:val="24"/>
           <w:szCs w:val="24"/>
         </w:rPr>
@@ -379,7 +348,6 @@
       <w:pPr>
         <w:ind w:left="420"/>
         <w:rPr>
-          <w:rFonts w:hint="eastAsia"/>
           <w:sz w:val="24"/>
           <w:szCs w:val="24"/>
         </w:rPr>
@@ -413,7 +381,6 @@
       <w:pPr>
         <w:ind w:left="420"/>
         <w:rPr>
-          <w:rFonts w:hint="eastAsia"/>
           <w:sz w:val="24"/>
           <w:szCs w:val="24"/>
         </w:rPr>
@@ -431,7 +398,6 @@
       <w:pPr>
         <w:ind w:left="420"/>
         <w:rPr>
-          <w:rFonts w:hint="eastAsia"/>
           <w:sz w:val="24"/>
           <w:szCs w:val="24"/>
         </w:rPr>
@@ -459,7 +425,6 @@
       <w:pPr>
         <w:ind w:left="420"/>
         <w:rPr>
-          <w:rFonts w:hint="eastAsia"/>
           <w:sz w:val="24"/>
           <w:szCs w:val="24"/>
         </w:rPr>
@@ -474,7 +439,6 @@
         </w:numPr>
         <w:ind w:firstLineChars="0"/>
         <w:rPr>
-          <w:rFonts w:hint="eastAsia"/>
           <w:b/>
           <w:sz w:val="24"/>
           <w:szCs w:val="24"/>
@@ -494,7 +458,6 @@
       <w:pPr>
         <w:ind w:left="420"/>
         <w:rPr>
-          <w:rFonts w:hint="eastAsia"/>
           <w:sz w:val="24"/>
           <w:szCs w:val="24"/>
         </w:rPr>
@@ -540,7 +503,6 @@
       <w:pPr>
         <w:ind w:left="420"/>
         <w:rPr>
-          <w:rFonts w:hint="eastAsia"/>
           <w:sz w:val="24"/>
           <w:szCs w:val="24"/>
         </w:rPr>
@@ -557,7 +519,6 @@
     <w:p>
       <w:pPr>
         <w:rPr>
-          <w:rFonts w:hint="eastAsia"/>
           <w:sz w:val="24"/>
           <w:szCs w:val="24"/>
         </w:rPr>
@@ -572,7 +533,6 @@
         </w:numPr>
         <w:ind w:firstLineChars="0"/>
         <w:rPr>
-          <w:rFonts w:hint="eastAsia"/>
           <w:b/>
           <w:sz w:val="24"/>
           <w:szCs w:val="24"/>
@@ -592,7 +552,6 @@
       <w:pPr>
         <w:ind w:left="420"/>
         <w:rPr>
-          <w:rFonts w:hint="eastAsia"/>
           <w:sz w:val="24"/>
           <w:szCs w:val="24"/>
         </w:rPr>
@@ -610,13 +569,12 @@
       <w:pPr>
         <w:ind w:left="420"/>
         <w:rPr>
-          <w:rFonts w:hint="eastAsia"/>
-          <w:sz w:val="24"/>
-          <w:szCs w:val="24"/>
-        </w:rPr>
-      </w:pPr>
-      <w:bookmarkStart w:id="0" w:name="OLE_LINK1"/>
-      <w:bookmarkStart w:id="1" w:name="OLE_LINK2"/>
+          <w:sz w:val="24"/>
+          <w:szCs w:val="24"/>
+        </w:rPr>
+      </w:pPr>
+      <w:bookmarkStart w:id="2" w:name="OLE_LINK1"/>
+      <w:bookmarkStart w:id="3" w:name="OLE_LINK2"/>
       <w:r>
         <w:rPr>
           <w:rFonts w:hint="eastAsia"/>
@@ -654,7 +612,6 @@
       <w:pPr>
         <w:ind w:left="420"/>
         <w:rPr>
-          <w:rFonts w:hint="eastAsia"/>
           <w:sz w:val="24"/>
           <w:szCs w:val="24"/>
         </w:rPr>
@@ -676,13 +633,12 @@
         <w:t>饰品店等</w:t>
       </w:r>
     </w:p>
-    <w:bookmarkEnd w:id="0"/>
-    <w:bookmarkEnd w:id="1"/>
-    <w:p>
-      <w:pPr>
-        <w:ind w:left="420"/>
-        <w:rPr>
-          <w:rFonts w:hint="eastAsia"/>
+    <w:bookmarkEnd w:id="2"/>
+    <w:bookmarkEnd w:id="3"/>
+    <w:p>
+      <w:pPr>
+        <w:ind w:left="420"/>
+        <w:rPr>
           <w:sz w:val="24"/>
           <w:szCs w:val="24"/>
         </w:rPr>
@@ -697,7 +653,6 @@
         </w:numPr>
         <w:ind w:firstLineChars="0"/>
         <w:rPr>
-          <w:rFonts w:hint="eastAsia"/>
           <w:b/>
           <w:sz w:val="24"/>
           <w:szCs w:val="24"/>
@@ -717,7 +672,6 @@
       <w:pPr>
         <w:ind w:left="420"/>
         <w:rPr>
-          <w:rFonts w:hint="eastAsia"/>
           <w:sz w:val="24"/>
           <w:szCs w:val="24"/>
         </w:rPr>
@@ -735,13 +689,10 @@
       <w:pPr>
         <w:ind w:left="420"/>
         <w:rPr>
-          <w:rFonts w:hint="eastAsia"/>
-          <w:sz w:val="24"/>
-          <w:szCs w:val="24"/>
-        </w:rPr>
-      </w:pPr>
-      <w:bookmarkStart w:id="2" w:name="_GoBack"/>
-      <w:bookmarkEnd w:id="2"/>
+          <w:sz w:val="24"/>
+          <w:szCs w:val="24"/>
+        </w:rPr>
+      </w:pPr>
     </w:p>
     <w:p>
       <w:pPr>
@@ -752,7 +703,6 @@
         </w:numPr>
         <w:ind w:firstLineChars="0"/>
         <w:rPr>
-          <w:rFonts w:hint="eastAsia"/>
           <w:b/>
           <w:sz w:val="24"/>
           <w:szCs w:val="24"/>
@@ -772,7 +722,6 @@
       <w:pPr>
         <w:ind w:left="420"/>
         <w:rPr>
-          <w:rFonts w:hint="eastAsia"/>
           <w:sz w:val="24"/>
           <w:szCs w:val="24"/>
         </w:rPr>
@@ -790,7 +739,6 @@
       <w:pPr>
         <w:ind w:left="420"/>
         <w:rPr>
-          <w:rFonts w:hint="eastAsia"/>
           <w:sz w:val="24"/>
           <w:szCs w:val="24"/>
         </w:rPr>
@@ -808,7 +756,6 @@
       <w:pPr>
         <w:ind w:left="420" w:firstLine="420"/>
         <w:rPr>
-          <w:rFonts w:hint="eastAsia"/>
           <w:sz w:val="24"/>
           <w:szCs w:val="24"/>
         </w:rPr>
@@ -826,7 +773,6 @@
       <w:pPr>
         <w:ind w:left="420" w:firstLine="420"/>
         <w:rPr>
-          <w:rFonts w:hint="eastAsia"/>
           <w:sz w:val="24"/>
           <w:szCs w:val="24"/>
         </w:rPr>
@@ -843,7 +789,6 @@
     <w:p>
       <w:pPr>
         <w:rPr>
-          <w:rFonts w:hint="eastAsia"/>
           <w:sz w:val="24"/>
           <w:szCs w:val="24"/>
         </w:rPr>
@@ -869,60 +814,58 @@
       <w:pPr>
         <w:ind w:left="420"/>
         <w:rPr>
-          <w:rFonts w:hint="eastAsia"/>
-          <w:sz w:val="24"/>
-          <w:szCs w:val="24"/>
-        </w:rPr>
-      </w:pPr>
-    </w:p>
-    <w:p>
-      <w:pPr>
-        <w:ind w:left="420"/>
-        <w:rPr>
-          <w:rFonts w:hint="eastAsia"/>
-          <w:sz w:val="24"/>
-          <w:szCs w:val="24"/>
-        </w:rPr>
-      </w:pPr>
-    </w:p>
-    <w:p>
-      <w:pPr>
-        <w:ind w:left="420"/>
-        <w:rPr>
-          <w:rFonts w:hint="eastAsia"/>
-          <w:sz w:val="24"/>
-          <w:szCs w:val="24"/>
-        </w:rPr>
-      </w:pPr>
-    </w:p>
-    <w:p>
-      <w:pPr>
-        <w:ind w:left="420"/>
-        <w:rPr>
-          <w:rFonts w:hint="eastAsia"/>
-          <w:sz w:val="24"/>
-          <w:szCs w:val="24"/>
-        </w:rPr>
-      </w:pPr>
-    </w:p>
-    <w:p>
-      <w:pPr>
-        <w:rPr>
-          <w:rFonts w:hint="eastAsia"/>
-          <w:sz w:val="24"/>
-          <w:szCs w:val="24"/>
-        </w:rPr>
-      </w:pPr>
-    </w:p>
-    <w:p>
-      <w:pPr>
-        <w:rPr>
-          <w:rFonts w:hint="eastAsia"/>
-          <w:sz w:val="24"/>
-          <w:szCs w:val="24"/>
-        </w:rPr>
-      </w:pPr>
-    </w:p>
+          <w:sz w:val="24"/>
+          <w:szCs w:val="24"/>
+        </w:rPr>
+      </w:pPr>
+    </w:p>
+    <w:p>
+      <w:pPr>
+        <w:ind w:left="420"/>
+        <w:rPr>
+          <w:sz w:val="24"/>
+          <w:szCs w:val="24"/>
+        </w:rPr>
+      </w:pPr>
+    </w:p>
+    <w:p>
+      <w:pPr>
+        <w:ind w:left="420"/>
+        <w:rPr>
+          <w:sz w:val="24"/>
+          <w:szCs w:val="24"/>
+        </w:rPr>
+      </w:pPr>
+    </w:p>
+    <w:p>
+      <w:pPr>
+        <w:ind w:left="420"/>
+        <w:rPr>
+          <w:sz w:val="24"/>
+          <w:szCs w:val="24"/>
+        </w:rPr>
+      </w:pPr>
+      <w:bookmarkStart w:id="4" w:name="_GoBack"/>
+      <w:bookmarkEnd w:id="4"/>
+    </w:p>
+    <w:p>
+      <w:pPr>
+        <w:rPr>
+          <w:sz w:val="24"/>
+          <w:szCs w:val="24"/>
+        </w:rPr>
+      </w:pPr>
+    </w:p>
+    <w:p>
+      <w:pPr>
+        <w:rPr>
+          <w:sz w:val="24"/>
+          <w:szCs w:val="24"/>
+        </w:rPr>
+      </w:pPr>
+    </w:p>
+    <w:bookmarkEnd w:id="0"/>
+    <w:bookmarkEnd w:id="1"/>
     <w:p>
       <w:pPr>
         <w:rPr>
